--- a/Moje_Dokumenty/🦊 DEUTSCHE TELEKOM OKRÁDA OBČANOV EÚ.docx
+++ b/Moje_Dokumenty/🦊 DEUTSCHE TELEKOM OKRÁDA OBČANOV EÚ.docx
@@ -5,7 +5,7 @@
     <w:p>
       <w:r>
         <w:pict w14:anchorId="6BA78F4C">
-          <v:rect id="_x0000_i1037" style="width:0;height:1.5pt" o:hralign="center" o:hrstd="t" o:hr="t" fillcolor="#a0a0a0" stroked="f"/>
+          <v:rect id="_x0000_i1025" style="width:0;height:1.5pt" o:hralign="center" o:hrstd="t" o:hr="t" fillcolor="#a0a0a0" stroked="f"/>
         </w:pict>
       </w:r>
     </w:p>
@@ -28,13 +28,8 @@
       </w:r>
     </w:p>
     <w:p>
-      <w:proofErr w:type="spellStart"/>
-      <w:r>
-        <w:t>Schufa</w:t>
-      </w:r>
-      <w:proofErr w:type="spellEnd"/>
-      <w:r>
-        <w:t xml:space="preserve"> Holding AG nezákonne predáva </w:t>
+      <w:r>
+        <w:t xml:space="preserve">Schufa Holding AG nezákonne predáva </w:t>
       </w:r>
       <w:r>
         <w:t>n</w:t>
@@ -91,15 +86,7 @@
         <w:t xml:space="preserve">insolventným občanom </w:t>
       </w:r>
       <w:r>
-        <w:t xml:space="preserve">a </w:t>
-      </w:r>
-      <w:proofErr w:type="spellStart"/>
-      <w:r>
-        <w:t>naceňuje</w:t>
-      </w:r>
-      <w:proofErr w:type="spellEnd"/>
-      <w:r>
-        <w:t xml:space="preserve"> </w:t>
+        <w:t xml:space="preserve">a naceňuje </w:t>
       </w:r>
       <w:r>
         <w:t xml:space="preserve">pre nich neobmedzený 5G </w:t>
@@ -158,15 +145,7 @@
         <w:t xml:space="preserve">vec odmieta riešiť — jeho rodinný príslušník </w:t>
       </w:r>
       <w:r>
-        <w:t xml:space="preserve">Dr. Frank </w:t>
-      </w:r>
-      <w:proofErr w:type="spellStart"/>
-      <w:r>
-        <w:t>Appel</w:t>
-      </w:r>
-      <w:proofErr w:type="spellEnd"/>
-      <w:r>
-        <w:t xml:space="preserve"> – predseda dozornej rady</w:t>
+        <w:t>Dr. Frank Appel – predseda dozornej rady</w:t>
       </w:r>
       <w:r>
         <w:t xml:space="preserve"> </w:t>
@@ -175,42 +154,10 @@
         <w:t>Deutsche Telekom AG</w:t>
       </w:r>
       <w:r>
-        <w:t xml:space="preserve"> a </w:t>
-      </w:r>
-      <w:proofErr w:type="spellStart"/>
-      <w:r>
-        <w:t>Katja</w:t>
-      </w:r>
-      <w:proofErr w:type="spellEnd"/>
-      <w:r>
-        <w:t xml:space="preserve"> </w:t>
-      </w:r>
-      <w:proofErr w:type="spellStart"/>
-      <w:r>
-        <w:t>Hessel</w:t>
-      </w:r>
-      <w:proofErr w:type="spellEnd"/>
-      <w:r>
-        <w:t xml:space="preserve"> prepojená s ministrom spravodlivosti Markom </w:t>
-      </w:r>
-      <w:proofErr w:type="spellStart"/>
-      <w:r>
-        <w:t>Buschmanom</w:t>
-      </w:r>
-      <w:proofErr w:type="spellEnd"/>
-      <w:r>
-        <w:t xml:space="preserve"> cez FPD alebo </w:t>
-      </w:r>
-      <w:r>
-        <w:t xml:space="preserve">Thomas </w:t>
-      </w:r>
-      <w:proofErr w:type="spellStart"/>
-      <w:r>
-        <w:t>Schaufler</w:t>
-      </w:r>
-      <w:proofErr w:type="spellEnd"/>
-      <w:r>
-        <w:t xml:space="preserve"> – člen predstavenstva</w:t>
+        <w:t xml:space="preserve"> a Katja Hessel prepojená s ministrom spravodlivosti Markom Buschmanom cez FPD alebo </w:t>
+      </w:r>
+      <w:r>
+        <w:t>Thomas Schaufler – člen predstavenstva</w:t>
       </w:r>
       <w:r>
         <w:t xml:space="preserve"> </w:t>
@@ -226,21 +173,8 @@
       <w:r>
         <w:t xml:space="preserve">, </w:t>
       </w:r>
-      <w:proofErr w:type="spellStart"/>
-      <w:r>
-        <w:t>Katrin</w:t>
-      </w:r>
-      <w:proofErr w:type="spellEnd"/>
-      <w:r>
-        <w:t xml:space="preserve"> </w:t>
-      </w:r>
-      <w:proofErr w:type="spellStart"/>
-      <w:r>
-        <w:t>Löffel</w:t>
-      </w:r>
-      <w:proofErr w:type="spellEnd"/>
-      <w:r>
-        <w:t xml:space="preserve"> – vedúca softvérová vývojárka v</w:t>
+      <w:r>
+        <w:t>Katrin Löffel – vedúca softvérová vývojárka v</w:t>
       </w:r>
       <w:r>
         <w:t xml:space="preserve"> </w:t>
@@ -259,21 +193,8 @@
       <w:r>
         <w:t xml:space="preserve">, </w:t>
       </w:r>
-      <w:proofErr w:type="spellStart"/>
-      <w:r>
-        <w:t>Kay</w:t>
-      </w:r>
-      <w:proofErr w:type="spellEnd"/>
-      <w:r>
-        <w:t xml:space="preserve"> </w:t>
-      </w:r>
-      <w:proofErr w:type="spellStart"/>
-      <w:r>
-        <w:t>Sabirowsky</w:t>
-      </w:r>
-      <w:proofErr w:type="spellEnd"/>
-      <w:r>
-        <w:t xml:space="preserve"> – hlavný IT architekt spoločnosti</w:t>
+      <w:r>
+        <w:t>Kay Sabirowsky – hlavný IT architekt spoločnosti</w:t>
       </w:r>
       <w:r>
         <w:t xml:space="preserve"> </w:t>
@@ -290,25 +211,11 @@
         <w:t xml:space="preserve">, </w:t>
       </w:r>
       <w:r>
-        <w:t xml:space="preserve">Michael </w:t>
-      </w:r>
-      <w:proofErr w:type="spellStart"/>
-      <w:r>
-        <w:t>Breuer</w:t>
-      </w:r>
-      <w:proofErr w:type="spellEnd"/>
-      <w:r>
-        <w:t xml:space="preserve"> – predseda, </w:t>
-      </w:r>
-      <w:proofErr w:type="spellStart"/>
-      <w:r>
-        <w:t>Rheinischer</w:t>
-      </w:r>
-      <w:proofErr w:type="spellEnd"/>
+        <w:t>Michael Breuer – predseda, Rheinischer</w:t>
+      </w:r>
       <w:r>
         <w:t xml:space="preserve"> </w:t>
       </w:r>
-      <w:proofErr w:type="spellStart"/>
       <w:r>
         <w:rPr>
           <w:b/>
@@ -317,41 +224,25 @@
         </w:rPr>
         <w:t>Sparkassen</w:t>
       </w:r>
-      <w:proofErr w:type="spellEnd"/>
-      <w:r>
-        <w:t xml:space="preserve">- </w:t>
-      </w:r>
-      <w:proofErr w:type="spellStart"/>
-      <w:r>
-        <w:t>und</w:t>
-      </w:r>
-      <w:proofErr w:type="spellEnd"/>
+      <w:r>
+        <w:t>- und Giroverband</w:t>
+      </w:r>
+      <w:r>
+        <w:t xml:space="preserve"> a ďalší</w:t>
+      </w:r>
+      <w:r>
+        <w:t>.</w:t>
+      </w:r>
       <w:r>
         <w:t xml:space="preserve"> </w:t>
       </w:r>
-      <w:proofErr w:type="spellStart"/>
-      <w:r>
-        <w:t>Giroverband</w:t>
-      </w:r>
-      <w:proofErr w:type="spellEnd"/>
-      <w:r>
-        <w:t xml:space="preserve"> a ďalší</w:t>
-      </w:r>
-      <w:r>
-        <w:t>.</w:t>
+      <w:r>
+        <w:t>Spolková vláda Nemecka je na tomto podvode priamo majetkovo zainteresovaná — vlastní približne 12 % akcií Commerzbank AG (druhý najväčší akcionár) a cez štátnu rozvojovú banku KfW (Kreditanstalt für Wiederaufbau) drží zároveň podiel priamo v Deutsche Telekom AG. Tá istá vláda menuje a dohliada na regulačné a vyšetrovacie orgány, ktoré by mali tento kartel vyšetrovať — je teda sudcom vo vlastnej veci. Presne tento konflikt záujmov vysvetľuje, prečo sa napriek dôkazom nič nevyšetruje.</w:t>
       </w:r>
     </w:p>
     <w:p>
       <w:r>
-        <w:t xml:space="preserve">Toto nie je dohad. Je to zdokumentované, s dátumami, spisovými značkami a citáciami GDPR — celé verejne na </w:t>
-      </w:r>
-      <w:proofErr w:type="spellStart"/>
-      <w:r>
-        <w:t>foxprof.club</w:t>
-      </w:r>
-      <w:proofErr w:type="spellEnd"/>
-      <w:r>
-        <w:t>, v 9 jazykoch.</w:t>
+        <w:t>Toto nie je dohad. Je to zdokumentované, s dátumami, spisovými značkami a citáciami GDPR — celé verejne na foxprof.club, v 9 jazykoch.</w:t>
       </w:r>
     </w:p>
     <w:p>
@@ -366,6 +257,13 @@
         <w:t>zlodeji</w:t>
       </w:r>
       <w:r>
+        <w:rPr>
+          <w:b/>
+          <w:bCs/>
+        </w:rPr>
+        <w:t xml:space="preserve"> a podvodníci</w:t>
+      </w:r>
+      <w:r>
         <w:t xml:space="preserve">, ktorí spoliehajú na to, že sa </w:t>
       </w:r>
       <w:r>
@@ -384,15 +282,7 @@
         <w:t>. Ja som sa odvážil. Súdim sa s nimi sám, bez advokáta.</w:t>
       </w:r>
       <w:r>
-        <w:t xml:space="preserve"> Ide o </w:t>
-      </w:r>
-      <w:proofErr w:type="spellStart"/>
-      <w:r>
-        <w:t>KARTELový</w:t>
-      </w:r>
-      <w:proofErr w:type="spellEnd"/>
-      <w:r>
-        <w:t xml:space="preserve"> podvod celoeurópskeho rozsahu rádovo v miliardách EUR s priamym zasahovaním do majetkový páv občanov Európskej únie.</w:t>
+        <w:t xml:space="preserve"> Ide o KARTELový podvod celoeurópskeho rozsahu rádovo v miliardách EUR s priamym zasahovaním do majetkový páv občanov Európskej únie.</w:t>
       </w:r>
     </w:p>
     <w:p>
@@ -410,7 +300,6 @@
       <w:r>
         <w:t xml:space="preserve"> Prečítajte si dokumenty: </w:t>
       </w:r>
-      <w:proofErr w:type="spellStart"/>
       <w:r>
         <w:rPr>
           <w:b/>
@@ -418,7 +307,6 @@
         </w:rPr>
         <w:t>foxprof.club</w:t>
       </w:r>
-      <w:proofErr w:type="spellEnd"/>
       <w:r>
         <w:t xml:space="preserve"> </w:t>
       </w:r>
@@ -431,21 +319,12 @@
       <w:r>
         <w:t xml:space="preserve"> Podporte tento boj: </w:t>
       </w:r>
-      <w:proofErr w:type="spellStart"/>
       <w:r>
         <w:rPr>
           <w:b/>
           <w:bCs/>
         </w:rPr>
-        <w:t>foxprof.club</w:t>
-      </w:r>
-      <w:proofErr w:type="spellEnd"/>
-      <w:r>
-        <w:rPr>
-          <w:b/>
-          <w:bCs/>
-        </w:rPr>
-        <w:t>/podporte.html</w:t>
+        <w:t>foxprof.club/podporte.html</w:t>
       </w:r>
     </w:p>
     <w:p>
@@ -456,7 +335,7 @@
     <w:p>
       <w:r>
         <w:pict w14:anchorId="163158EA">
-          <v:rect id="_x0000_i1038" style="width:0;height:1.5pt" o:hralign="center" o:hrstd="t" o:hr="t" fillcolor="#a0a0a0" stroked="f"/>
+          <v:rect id="_x0000_i1026" style="width:0;height:1.5pt" o:hralign="center" o:hrstd="t" o:hr="t" fillcolor="#a0a0a0" stroked="f"/>
         </w:pict>
       </w:r>
     </w:p>

--- a/Moje_Dokumenty/🦊 DEUTSCHE TELEKOM OKRÁDA OBČANOV EÚ.docx
+++ b/Moje_Dokumenty/🦊 DEUTSCHE TELEKOM OKRÁDA OBČANOV EÚ.docx
@@ -28,8 +28,13 @@
       </w:r>
     </w:p>
     <w:p>
-      <w:r>
-        <w:t xml:space="preserve">Schufa Holding AG nezákonne predáva </w:t>
+      <w:proofErr w:type="spellStart"/>
+      <w:r>
+        <w:t>Schufa</w:t>
+      </w:r>
+      <w:proofErr w:type="spellEnd"/>
+      <w:r>
+        <w:t xml:space="preserve"> Holding AG nezákonne predáva </w:t>
       </w:r>
       <w:r>
         <w:t>n</w:t>
@@ -86,7 +91,15 @@
         <w:t xml:space="preserve">insolventným občanom </w:t>
       </w:r>
       <w:r>
-        <w:t xml:space="preserve">a naceňuje </w:t>
+        <w:t xml:space="preserve">a </w:t>
+      </w:r>
+      <w:proofErr w:type="spellStart"/>
+      <w:r>
+        <w:t>naceňuje</w:t>
+      </w:r>
+      <w:proofErr w:type="spellEnd"/>
+      <w:r>
+        <w:t xml:space="preserve"> </w:t>
       </w:r>
       <w:r>
         <w:t xml:space="preserve">pre nich neobmedzený 5G </w:t>
@@ -145,7 +158,15 @@
         <w:t xml:space="preserve">vec odmieta riešiť — jeho rodinný príslušník </w:t>
       </w:r>
       <w:r>
-        <w:t>Dr. Frank Appel – predseda dozornej rady</w:t>
+        <w:t xml:space="preserve">Dr. Frank </w:t>
+      </w:r>
+      <w:proofErr w:type="spellStart"/>
+      <w:r>
+        <w:t>Appel</w:t>
+      </w:r>
+      <w:proofErr w:type="spellEnd"/>
+      <w:r>
+        <w:t xml:space="preserve"> – predseda dozornej rady</w:t>
       </w:r>
       <w:r>
         <w:t xml:space="preserve"> </w:t>
@@ -154,10 +175,48 @@
         <w:t>Deutsche Telekom AG</w:t>
       </w:r>
       <w:r>
-        <w:t xml:space="preserve"> a Katja Hessel prepojená s ministrom spravodlivosti Markom Buschmanom cez FPD alebo </w:t>
-      </w:r>
-      <w:r>
-        <w:t>Thomas Schaufler – člen predstavenstva</w:t>
+        <w:t xml:space="preserve"> a </w:t>
+      </w:r>
+      <w:proofErr w:type="spellStart"/>
+      <w:r>
+        <w:t>Katja</w:t>
+      </w:r>
+      <w:proofErr w:type="spellEnd"/>
+      <w:r>
+        <w:t xml:space="preserve"> </w:t>
+      </w:r>
+      <w:proofErr w:type="spellStart"/>
+      <w:r>
+        <w:t>Hessel</w:t>
+      </w:r>
+      <w:proofErr w:type="spellEnd"/>
+      <w:r>
+        <w:t xml:space="preserve"> prepojená s ministrom spravodlivosti Markom </w:t>
+      </w:r>
+      <w:proofErr w:type="spellStart"/>
+      <w:r>
+        <w:t>Buschmanom</w:t>
+      </w:r>
+      <w:proofErr w:type="spellEnd"/>
+      <w:r>
+        <w:t xml:space="preserve"> cez F</w:t>
+      </w:r>
+      <w:r>
+        <w:t>D</w:t>
+      </w:r>
+      <w:r>
+        <w:t xml:space="preserve">P alebo </w:t>
+      </w:r>
+      <w:r>
+        <w:t xml:space="preserve">Thomas </w:t>
+      </w:r>
+      <w:proofErr w:type="spellStart"/>
+      <w:r>
+        <w:t>Schaufler</w:t>
+      </w:r>
+      <w:proofErr w:type="spellEnd"/>
+      <w:r>
+        <w:t xml:space="preserve"> – člen predstavenstva</w:t>
       </w:r>
       <w:r>
         <w:t xml:space="preserve"> </w:t>
@@ -173,8 +232,21 @@
       <w:r>
         <w:t xml:space="preserve">, </w:t>
       </w:r>
-      <w:r>
-        <w:t>Katrin Löffel – vedúca softvérová vývojárka v</w:t>
+      <w:proofErr w:type="spellStart"/>
+      <w:r>
+        <w:t>Katrin</w:t>
+      </w:r>
+      <w:proofErr w:type="spellEnd"/>
+      <w:r>
+        <w:t xml:space="preserve"> </w:t>
+      </w:r>
+      <w:proofErr w:type="spellStart"/>
+      <w:r>
+        <w:t>Löffel</w:t>
+      </w:r>
+      <w:proofErr w:type="spellEnd"/>
+      <w:r>
+        <w:t xml:space="preserve"> – vedúca softvérová vývojárka v</w:t>
       </w:r>
       <w:r>
         <w:t xml:space="preserve"> </w:t>
@@ -193,8 +265,21 @@
       <w:r>
         <w:t xml:space="preserve">, </w:t>
       </w:r>
-      <w:r>
-        <w:t>Kay Sabirowsky – hlavný IT architekt spoločnosti</w:t>
+      <w:proofErr w:type="spellStart"/>
+      <w:r>
+        <w:t>Kay</w:t>
+      </w:r>
+      <w:proofErr w:type="spellEnd"/>
+      <w:r>
+        <w:t xml:space="preserve"> </w:t>
+      </w:r>
+      <w:proofErr w:type="spellStart"/>
+      <w:r>
+        <w:t>Sabirowsky</w:t>
+      </w:r>
+      <w:proofErr w:type="spellEnd"/>
+      <w:r>
+        <w:t xml:space="preserve"> – hlavný IT architekt spoločnosti</w:t>
       </w:r>
       <w:r>
         <w:t xml:space="preserve"> </w:t>
@@ -211,11 +296,25 @@
         <w:t xml:space="preserve">, </w:t>
       </w:r>
       <w:r>
-        <w:t>Michael Breuer – predseda, Rheinischer</w:t>
-      </w:r>
+        <w:t xml:space="preserve">Michael </w:t>
+      </w:r>
+      <w:proofErr w:type="spellStart"/>
+      <w:r>
+        <w:t>Breuer</w:t>
+      </w:r>
+      <w:proofErr w:type="spellEnd"/>
+      <w:r>
+        <w:t xml:space="preserve"> – predseda, </w:t>
+      </w:r>
+      <w:proofErr w:type="spellStart"/>
+      <w:r>
+        <w:t>Rheinischer</w:t>
+      </w:r>
+      <w:proofErr w:type="spellEnd"/>
       <w:r>
         <w:t xml:space="preserve"> </w:t>
       </w:r>
+      <w:proofErr w:type="spellStart"/>
       <w:r>
         <w:rPr>
           <w:b/>
@@ -224,9 +323,23 @@
         </w:rPr>
         <w:t>Sparkassen</w:t>
       </w:r>
-      <w:r>
-        <w:t>- und Giroverband</w:t>
-      </w:r>
+      <w:proofErr w:type="spellEnd"/>
+      <w:r>
+        <w:t xml:space="preserve">- </w:t>
+      </w:r>
+      <w:proofErr w:type="spellStart"/>
+      <w:r>
+        <w:t>und</w:t>
+      </w:r>
+      <w:proofErr w:type="spellEnd"/>
+      <w:r>
+        <w:t xml:space="preserve"> </w:t>
+      </w:r>
+      <w:proofErr w:type="spellStart"/>
+      <w:r>
+        <w:t>Giroverband</w:t>
+      </w:r>
+      <w:proofErr w:type="spellEnd"/>
       <w:r>
         <w:t xml:space="preserve"> a ďalší</w:t>
       </w:r>
@@ -237,12 +350,70 @@
         <w:t xml:space="preserve"> </w:t>
       </w:r>
       <w:r>
-        <w:t>Spolková vláda Nemecka je na tomto podvode priamo majetkovo zainteresovaná — vlastní približne 12 % akcií Commerzbank AG (druhý najväčší akcionár) a cez štátnu rozvojovú banku KfW (Kreditanstalt für Wiederaufbau) drží zároveň podiel priamo v Deutsche Telekom AG. Tá istá vláda menuje a dohliada na regulačné a vyšetrovacie orgány, ktoré by mali tento kartel vyšetrovať — je teda sudcom vo vlastnej veci. Presne tento konflikt záujmov vysvetľuje, prečo sa napriek dôkazom nič nevyšetruje.</w:t>
+        <w:t xml:space="preserve">Spolková vláda Nemecka je na tomto podvode priamo majetkovo zainteresovaná — vlastní približne 12 % akcií Commerzbank AG (druhý najväčší akcionár) a cez štátnu rozvojovú banku </w:t>
+      </w:r>
+      <w:proofErr w:type="spellStart"/>
+      <w:r>
+        <w:t>KfW</w:t>
+      </w:r>
+      <w:proofErr w:type="spellEnd"/>
+      <w:r>
+        <w:t xml:space="preserve"> (</w:t>
+      </w:r>
+      <w:proofErr w:type="spellStart"/>
+      <w:r>
+        <w:t>Kreditanstalt</w:t>
+      </w:r>
+      <w:proofErr w:type="spellEnd"/>
+      <w:r>
+        <w:t xml:space="preserve"> </w:t>
+      </w:r>
+      <w:proofErr w:type="spellStart"/>
+      <w:r>
+        <w:t>für</w:t>
+      </w:r>
+      <w:proofErr w:type="spellEnd"/>
+      <w:r>
+        <w:t xml:space="preserve"> </w:t>
+      </w:r>
+      <w:proofErr w:type="spellStart"/>
+      <w:r>
+        <w:t>Wiederaufbau</w:t>
+      </w:r>
+      <w:proofErr w:type="spellEnd"/>
+      <w:r>
+        <w:t>) drží zároveň podiel</w:t>
+      </w:r>
+      <w:r>
+        <w:t xml:space="preserve"> </w:t>
+      </w:r>
+      <w:r>
+        <w:t>16,6 %</w:t>
+      </w:r>
+      <w:r>
+        <w:t xml:space="preserve"> akcií</w:t>
+      </w:r>
+      <w:r>
+        <w:t xml:space="preserve"> priamo v Deutsche Telekom AG</w:t>
+      </w:r>
+      <w:r>
+        <w:t xml:space="preserve"> (spolu 30%)</w:t>
+      </w:r>
+      <w:r>
+        <w:t>. Tá istá vláda menuje a dohliada na regulačné a vyšetrovacie orgány, ktoré by mali tento kartel vyšetrovať — je teda sudcom vo vlastnej veci. Presne tento konflikt záujmov vysvetľuje, prečo sa napriek dôkazom nič nevyšetruje.</w:t>
       </w:r>
     </w:p>
     <w:p>
       <w:r>
-        <w:t>Toto nie je dohad. Je to zdokumentované, s dátumami, spisovými značkami a citáciami GDPR — celé verejne na foxprof.club, v 9 jazykoch.</w:t>
+        <w:t xml:space="preserve">Toto nie je dohad. Je to zdokumentované, s dátumami, spisovými značkami a citáciami GDPR — celé verejne na </w:t>
+      </w:r>
+      <w:proofErr w:type="spellStart"/>
+      <w:r>
+        <w:t>foxprof.club</w:t>
+      </w:r>
+      <w:proofErr w:type="spellEnd"/>
+      <w:r>
+        <w:t>, v 9 jazykoch.</w:t>
       </w:r>
     </w:p>
     <w:p>
@@ -282,7 +453,15 @@
         <w:t>. Ja som sa odvážil. Súdim sa s nimi sám, bez advokáta.</w:t>
       </w:r>
       <w:r>
-        <w:t xml:space="preserve"> Ide o KARTELový podvod celoeurópskeho rozsahu rádovo v miliardách EUR s priamym zasahovaním do majetkový páv občanov Európskej únie.</w:t>
+        <w:t xml:space="preserve"> Ide o </w:t>
+      </w:r>
+      <w:proofErr w:type="spellStart"/>
+      <w:r>
+        <w:t>KARTELový</w:t>
+      </w:r>
+      <w:proofErr w:type="spellEnd"/>
+      <w:r>
+        <w:t xml:space="preserve"> podvod celoeurópskeho rozsahu rádovo v miliardách EUR s priamym zasahovaním do majetkový páv občanov Európskej únie.</w:t>
       </w:r>
     </w:p>
     <w:p>
@@ -300,6 +479,7 @@
       <w:r>
         <w:t xml:space="preserve"> Prečítajte si dokumenty: </w:t>
       </w:r>
+      <w:proofErr w:type="spellStart"/>
       <w:r>
         <w:rPr>
           <w:b/>
@@ -307,6 +487,7 @@
         </w:rPr>
         <w:t>foxprof.club</w:t>
       </w:r>
+      <w:proofErr w:type="spellEnd"/>
       <w:r>
         <w:t xml:space="preserve"> </w:t>
       </w:r>
@@ -319,12 +500,21 @@
       <w:r>
         <w:t xml:space="preserve"> Podporte tento boj: </w:t>
       </w:r>
+      <w:proofErr w:type="spellStart"/>
       <w:r>
         <w:rPr>
           <w:b/>
           <w:bCs/>
         </w:rPr>
-        <w:t>foxprof.club/podporte.html</w:t>
+        <w:t>foxprof.club</w:t>
+      </w:r>
+      <w:proofErr w:type="spellEnd"/>
+      <w:r>
+        <w:rPr>
+          <w:b/>
+          <w:bCs/>
+        </w:rPr>
+        <w:t>/podporte.html</w:t>
       </w:r>
     </w:p>
     <w:p>

--- a/Moje_Dokumenty/🦊 DEUTSCHE TELEKOM OKRÁDA OBČANOV EÚ.docx
+++ b/Moje_Dokumenty/🦊 DEUTSCHE TELEKOM OKRÁDA OBČANOV EÚ.docx
@@ -30,259 +30,54 @@
     <w:p>
       <w:proofErr w:type="spellStart"/>
       <w:r>
-        <w:t>Schufa</w:t>
-      </w:r>
-      <w:proofErr w:type="spellEnd"/>
-      <w:r>
-        <w:t xml:space="preserve"> Holding AG nezákonne predáva </w:t>
-      </w:r>
-      <w:r>
-        <w:t>n</w:t>
-      </w:r>
-      <w:r>
-        <w:t xml:space="preserve">aše </w:t>
-      </w:r>
-      <w:r>
-        <w:t xml:space="preserve">chránené </w:t>
-      </w:r>
-      <w:r>
-        <w:t>osobné údaje Telekomu</w:t>
-      </w:r>
-      <w:r>
-        <w:t>nikačným spoločnostiam</w:t>
-      </w:r>
-      <w:r>
-        <w:t xml:space="preserve"> — bez </w:t>
-      </w:r>
-      <w:r>
-        <w:t xml:space="preserve">transparentného informovaného </w:t>
-      </w:r>
-      <w:r>
-        <w:t xml:space="preserve">súhlasu, v rozpore s GDPR. </w:t>
-      </w:r>
-      <w:r>
-        <w:t xml:space="preserve">Deutsche </w:t>
-      </w:r>
-      <w:r>
-        <w:t>Telekom</w:t>
-      </w:r>
-      <w:r>
-        <w:t xml:space="preserve"> AG</w:t>
-      </w:r>
-      <w:r>
-        <w:t xml:space="preserve"> na základe toho automaticky odmieta </w:t>
-      </w:r>
-      <w:r>
-        <w:t xml:space="preserve">internetové </w:t>
-      </w:r>
-      <w:r>
-        <w:t>služby</w:t>
-      </w:r>
-      <w:r>
-        <w:t xml:space="preserve"> DSL</w:t>
-      </w:r>
-      <w:r>
-        <w:t xml:space="preserve"> </w:t>
-      </w:r>
-      <w:r>
-        <w:t xml:space="preserve">za dostupnú cenu </w:t>
-      </w:r>
-      <w:r>
-        <w:t xml:space="preserve">insolventným občanom </w:t>
-      </w:r>
-      <w:r>
-        <w:t xml:space="preserve">a </w:t>
-      </w:r>
-      <w:proofErr w:type="spellStart"/>
-      <w:r>
-        <w:t>naceňuje</w:t>
-      </w:r>
-      <w:proofErr w:type="spellEnd"/>
-      <w:r>
-        <w:t xml:space="preserve"> </w:t>
-      </w:r>
-      <w:r>
-        <w:t xml:space="preserve">pre nich neobmedzený 5G </w:t>
-      </w:r>
-      <w:r>
-        <w:t>internet vyššie</w:t>
-      </w:r>
-      <w:r>
-        <w:t xml:space="preserve"> (108€/mesiac)</w:t>
-      </w:r>
-      <w:r>
-        <w:t xml:space="preserve">, než by mal byť. Pri </w:t>
-      </w:r>
-      <w:r>
-        <w:t>500</w:t>
-      </w:r>
-      <w:r>
-        <w:t xml:space="preserve">-tisíc predplatených SIM kartách ide o odhadovaný nelegálny zisk v miliónoch eur — priamo z vreciek bežných </w:t>
-      </w:r>
-      <w:r>
-        <w:t>občanov.</w:t>
-      </w:r>
-    </w:p>
-    <w:p>
-      <w:r>
-        <w:t>Keď som t</w:t>
-      </w:r>
-      <w:r>
-        <w:t>ent</w:t>
-      </w:r>
-      <w:r>
-        <w:t>o</w:t>
-      </w:r>
-      <w:r>
-        <w:t xml:space="preserve"> KARTEL</w:t>
-      </w:r>
-      <w:r>
-        <w:t xml:space="preserve"> nahlásil generálnemu prokurátorovi Nemecka,</w:t>
-      </w:r>
-      <w:r>
-        <w:t xml:space="preserve"> alebo na protimonopolný úrad</w:t>
-      </w:r>
-      <w:r>
-        <w:t xml:space="preserve"> namiesto vyšetrovania som dostal dokument s falošným obvinením</w:t>
-      </w:r>
-      <w:r>
-        <w:t>, aby mi zavreli ústa</w:t>
-      </w:r>
-      <w:r>
-        <w:t xml:space="preserve">. Prokurátor </w:t>
-      </w:r>
-      <w:r>
-        <w:t xml:space="preserve">Peter Frank </w:t>
-      </w:r>
-      <w:r>
-        <w:t xml:space="preserve">vec odmieta riešiť — jeho rodinný príslušník </w:t>
-      </w:r>
-      <w:r>
-        <w:t xml:space="preserve">Dr. Frank </w:t>
-      </w:r>
-      <w:proofErr w:type="spellStart"/>
-      <w:r>
-        <w:t>Appel</w:t>
-      </w:r>
-      <w:proofErr w:type="spellEnd"/>
-      <w:r>
-        <w:t xml:space="preserve"> – predseda dozornej rady</w:t>
-      </w:r>
-      <w:r>
-        <w:t xml:space="preserve"> </w:t>
-      </w:r>
-      <w:r>
-        <w:t>Deutsche Telekom AG</w:t>
-      </w:r>
-      <w:r>
-        <w:t xml:space="preserve"> a </w:t>
-      </w:r>
-      <w:proofErr w:type="spellStart"/>
-      <w:r>
-        <w:t>Katja</w:t>
-      </w:r>
-      <w:proofErr w:type="spellEnd"/>
-      <w:r>
-        <w:t xml:space="preserve"> </w:t>
-      </w:r>
-      <w:proofErr w:type="spellStart"/>
-      <w:r>
-        <w:t>Hessel</w:t>
-      </w:r>
-      <w:proofErr w:type="spellEnd"/>
-      <w:r>
-        <w:t xml:space="preserve"> prepojená s ministrom spravodlivosti Markom </w:t>
-      </w:r>
-      <w:proofErr w:type="spellStart"/>
-      <w:r>
-        <w:t>Buschmanom</w:t>
-      </w:r>
-      <w:proofErr w:type="spellEnd"/>
-      <w:r>
-        <w:t xml:space="preserve"> cez F</w:t>
-      </w:r>
-      <w:r>
-        <w:t>D</w:t>
-      </w:r>
-      <w:r>
-        <w:t xml:space="preserve">P alebo </w:t>
-      </w:r>
-      <w:r>
-        <w:t xml:space="preserve">Thomas </w:t>
-      </w:r>
-      <w:proofErr w:type="spellStart"/>
-      <w:r>
-        <w:t>Schaufler</w:t>
-      </w:r>
-      <w:proofErr w:type="spellEnd"/>
-      <w:r>
-        <w:t xml:space="preserve"> – člen predstavenstva</w:t>
-      </w:r>
-      <w:r>
-        <w:t xml:space="preserve"> </w:t>
-      </w:r>
-      <w:r>
         <w:rPr>
           <w:b/>
           <w:bCs/>
           <w:color w:val="EE0000"/>
         </w:rPr>
-        <w:t>Commerzbank AG</w:t>
-      </w:r>
-      <w:r>
-        <w:t xml:space="preserve">, </w:t>
-      </w:r>
-      <w:proofErr w:type="spellStart"/>
-      <w:r>
-        <w:t>Katrin</w:t>
-      </w:r>
-      <w:proofErr w:type="spellEnd"/>
-      <w:r>
-        <w:t xml:space="preserve"> </w:t>
-      </w:r>
-      <w:proofErr w:type="spellStart"/>
-      <w:r>
-        <w:t>Löffel</w:t>
-      </w:r>
-      <w:proofErr w:type="spellEnd"/>
-      <w:r>
-        <w:t xml:space="preserve"> – vedúca softvérová vývojárka v</w:t>
-      </w:r>
-      <w:r>
-        <w:t xml:space="preserve"> </w:t>
-      </w:r>
-      <w:r>
-        <w:t xml:space="preserve">spoločnosti </w:t>
-      </w:r>
+        <w:t>Schufa</w:t>
+      </w:r>
+      <w:proofErr w:type="spellEnd"/>
       <w:r>
         <w:rPr>
           <w:b/>
           <w:bCs/>
           <w:color w:val="EE0000"/>
         </w:rPr>
-        <w:t>SCHUFA Holding AG</w:t>
-      </w:r>
-      <w:r>
-        <w:t xml:space="preserve">, </w:t>
-      </w:r>
-      <w:proofErr w:type="spellStart"/>
-      <w:r>
-        <w:t>Kay</w:t>
-      </w:r>
-      <w:proofErr w:type="spellEnd"/>
-      <w:r>
-        <w:t xml:space="preserve"> </w:t>
-      </w:r>
-      <w:proofErr w:type="spellStart"/>
-      <w:r>
-        <w:t>Sabirowsky</w:t>
-      </w:r>
-      <w:proofErr w:type="spellEnd"/>
-      <w:r>
-        <w:t xml:space="preserve"> – hlavný IT architekt spoločnosti</w:t>
-      </w:r>
-      <w:r>
-        <w:t xml:space="preserve"> </w:t>
+        <w:t xml:space="preserve"> Holding AG</w:t>
+      </w:r>
+      <w:r>
+        <w:rPr>
+          <w:color w:val="EE0000"/>
+        </w:rPr>
+        <w:t xml:space="preserve"> </w:t>
+      </w:r>
+      <w:r>
+        <w:t xml:space="preserve">nezákonne predáva </w:t>
+      </w:r>
+      <w:r>
+        <w:t>n</w:t>
+      </w:r>
+      <w:r>
+        <w:t xml:space="preserve">aše </w:t>
+      </w:r>
+      <w:r>
+        <w:t xml:space="preserve">chránené </w:t>
+      </w:r>
+      <w:r>
+        <w:t>osobné údaje Telekomu</w:t>
+      </w:r>
+      <w:r>
+        <w:t>nikačným spoločnostiam</w:t>
+      </w:r>
+      <w:r>
+        <w:t xml:space="preserve"> — bez </w:t>
+      </w:r>
+      <w:r>
+        <w:t xml:space="preserve">transparentného informovaného </w:t>
+      </w:r>
+      <w:r>
+        <w:t xml:space="preserve">súhlasu, v rozpore s GDPR. </w:t>
       </w:r>
       <w:r>
         <w:rPr>
@@ -290,37 +85,277 @@
           <w:bCs/>
           <w:color w:val="EE0000"/>
         </w:rPr>
-        <w:t>SCHUFA Holding AG</w:t>
-      </w:r>
-      <w:r>
-        <w:t xml:space="preserve">, </w:t>
-      </w:r>
-      <w:r>
-        <w:t xml:space="preserve">Michael </w:t>
-      </w:r>
-      <w:proofErr w:type="spellStart"/>
-      <w:r>
-        <w:t>Breuer</w:t>
-      </w:r>
-      <w:proofErr w:type="spellEnd"/>
-      <w:r>
-        <w:t xml:space="preserve"> – predseda, </w:t>
-      </w:r>
-      <w:proofErr w:type="spellStart"/>
-      <w:r>
-        <w:t>Rheinischer</w:t>
-      </w:r>
-      <w:proofErr w:type="spellEnd"/>
-      <w:r>
-        <w:t xml:space="preserve"> </w:t>
-      </w:r>
-      <w:proofErr w:type="spellStart"/>
+        <w:t>Deutsche Telekom AG</w:t>
+      </w:r>
+      <w:r>
+        <w:rPr>
+          <w:color w:val="EE0000"/>
+        </w:rPr>
+        <w:t xml:space="preserve"> </w:t>
+      </w:r>
+      <w:r>
+        <w:t xml:space="preserve">na základe toho automaticky odmieta </w:t>
+      </w:r>
+      <w:r>
+        <w:t xml:space="preserve">internetové </w:t>
+      </w:r>
+      <w:r>
+        <w:t>služby</w:t>
+      </w:r>
+      <w:r>
+        <w:t xml:space="preserve"> DSL</w:t>
+      </w:r>
+      <w:r>
+        <w:t xml:space="preserve"> </w:t>
+      </w:r>
+      <w:r>
+        <w:t xml:space="preserve">za dostupnú cenu </w:t>
+      </w:r>
+      <w:r>
+        <w:t xml:space="preserve">insolventným občanom </w:t>
+      </w:r>
+      <w:r>
+        <w:t xml:space="preserve">a </w:t>
+      </w:r>
+      <w:proofErr w:type="spellStart"/>
+      <w:r>
+        <w:t>naceňuje</w:t>
+      </w:r>
+      <w:proofErr w:type="spellEnd"/>
+      <w:r>
+        <w:t xml:space="preserve"> </w:t>
+      </w:r>
+      <w:r>
+        <w:t xml:space="preserve">pre nich neobmedzený 5G </w:t>
+      </w:r>
+      <w:r>
+        <w:t>internet vyššie</w:t>
+      </w:r>
+      <w:r>
+        <w:t xml:space="preserve"> (108€/mesiac)</w:t>
+      </w:r>
+      <w:r>
+        <w:t xml:space="preserve">, než by mal byť. Pri </w:t>
+      </w:r>
+      <w:r>
+        <w:t>500</w:t>
+      </w:r>
+      <w:r>
+        <w:t xml:space="preserve">-tisíc predplatených SIM kartách ide o odhadovaný nelegálny zisk v miliónoch eur — priamo z vreciek bežných </w:t>
+      </w:r>
+      <w:r>
+        <w:t>občanov.</w:t>
+      </w:r>
+    </w:p>
+    <w:p>
+      <w:r>
+        <w:t>Keď som t</w:t>
+      </w:r>
+      <w:r>
+        <w:t>ent</w:t>
+      </w:r>
+      <w:r>
+        <w:t>o</w:t>
+      </w:r>
+      <w:r>
+        <w:t xml:space="preserve"> KARTEL</w:t>
+      </w:r>
+      <w:r>
+        <w:t xml:space="preserve"> nahlásil generálnemu prokurátorovi Nemecka,</w:t>
+      </w:r>
+      <w:r>
+        <w:t xml:space="preserve"> alebo na protimonopolný úrad</w:t>
+      </w:r>
+      <w:r>
+        <w:t xml:space="preserve"> namiesto vyšetrovania som dostal dokument s falošným obvinením</w:t>
+      </w:r>
+      <w:r>
+        <w:t>, aby mi zavreli ústa</w:t>
+      </w:r>
+      <w:r>
+        <w:t xml:space="preserve">. Prokurátor </w:t>
+      </w:r>
+      <w:r>
+        <w:t xml:space="preserve">Peter Frank </w:t>
+      </w:r>
+      <w:r>
+        <w:t xml:space="preserve">vec odmieta riešiť — jeho rodinný príslušník </w:t>
+      </w:r>
+      <w:r>
+        <w:t xml:space="preserve">Dr. Frank </w:t>
+      </w:r>
+      <w:proofErr w:type="spellStart"/>
+      <w:r>
+        <w:t>Appel</w:t>
+      </w:r>
+      <w:proofErr w:type="spellEnd"/>
+      <w:r>
+        <w:t xml:space="preserve"> – predseda dozornej rady</w:t>
+      </w:r>
+      <w:r>
+        <w:t xml:space="preserve"> </w:t>
+      </w:r>
       <w:r>
         <w:rPr>
           <w:b/>
           <w:bCs/>
           <w:color w:val="EE0000"/>
         </w:rPr>
+        <w:t>Deutsche Telekom AG</w:t>
+      </w:r>
+      <w:r>
+        <w:rPr>
+          <w:color w:val="EE0000"/>
+        </w:rPr>
+        <w:t xml:space="preserve"> </w:t>
+      </w:r>
+      <w:r>
+        <w:t>a </w:t>
+      </w:r>
+      <w:proofErr w:type="spellStart"/>
+      <w:r>
+        <w:t>Katja</w:t>
+      </w:r>
+      <w:proofErr w:type="spellEnd"/>
+      <w:r>
+        <w:t xml:space="preserve"> </w:t>
+      </w:r>
+      <w:proofErr w:type="spellStart"/>
+      <w:r>
+        <w:t>Hessel</w:t>
+      </w:r>
+      <w:proofErr w:type="spellEnd"/>
+      <w:r>
+        <w:t xml:space="preserve"> prepojená s ministrom spravodlivosti Markom </w:t>
+      </w:r>
+      <w:proofErr w:type="spellStart"/>
+      <w:r>
+        <w:t>Buschmanom</w:t>
+      </w:r>
+      <w:proofErr w:type="spellEnd"/>
+      <w:r>
+        <w:t xml:space="preserve"> cez F</w:t>
+      </w:r>
+      <w:r>
+        <w:t>D</w:t>
+      </w:r>
+      <w:r>
+        <w:t xml:space="preserve">P alebo </w:t>
+      </w:r>
+      <w:r>
+        <w:t xml:space="preserve">Thomas </w:t>
+      </w:r>
+      <w:proofErr w:type="spellStart"/>
+      <w:r>
+        <w:t>Schaufler</w:t>
+      </w:r>
+      <w:proofErr w:type="spellEnd"/>
+      <w:r>
+        <w:t xml:space="preserve"> – člen predstavenstva</w:t>
+      </w:r>
+      <w:r>
+        <w:t xml:space="preserve"> </w:t>
+      </w:r>
+      <w:r>
+        <w:rPr>
+          <w:b/>
+          <w:bCs/>
+          <w:color w:val="EE0000"/>
+        </w:rPr>
+        <w:t>Commerzbank AG</w:t>
+      </w:r>
+      <w:r>
+        <w:t xml:space="preserve">, </w:t>
+      </w:r>
+      <w:proofErr w:type="spellStart"/>
+      <w:r>
+        <w:t>Katrin</w:t>
+      </w:r>
+      <w:proofErr w:type="spellEnd"/>
+      <w:r>
+        <w:t xml:space="preserve"> </w:t>
+      </w:r>
+      <w:proofErr w:type="spellStart"/>
+      <w:r>
+        <w:t>Löffel</w:t>
+      </w:r>
+      <w:proofErr w:type="spellEnd"/>
+      <w:r>
+        <w:t xml:space="preserve"> – vedúca softvérová vývojárka v</w:t>
+      </w:r>
+      <w:r>
+        <w:t xml:space="preserve"> </w:t>
+      </w:r>
+      <w:r>
+        <w:t xml:space="preserve">spoločnosti </w:t>
+      </w:r>
+      <w:r>
+        <w:rPr>
+          <w:b/>
+          <w:bCs/>
+          <w:color w:val="EE0000"/>
+        </w:rPr>
+        <w:t>SCHUFA Holding AG</w:t>
+      </w:r>
+      <w:r>
+        <w:t xml:space="preserve">, </w:t>
+      </w:r>
+      <w:proofErr w:type="spellStart"/>
+      <w:r>
+        <w:t>Kay</w:t>
+      </w:r>
+      <w:proofErr w:type="spellEnd"/>
+      <w:r>
+        <w:t xml:space="preserve"> </w:t>
+      </w:r>
+      <w:proofErr w:type="spellStart"/>
+      <w:r>
+        <w:t>Sabirowsky</w:t>
+      </w:r>
+      <w:proofErr w:type="spellEnd"/>
+      <w:r>
+        <w:t xml:space="preserve"> – hlavný IT architekt spoločnosti</w:t>
+      </w:r>
+      <w:r>
+        <w:t xml:space="preserve"> </w:t>
+      </w:r>
+      <w:r>
+        <w:rPr>
+          <w:b/>
+          <w:bCs/>
+          <w:color w:val="EE0000"/>
+        </w:rPr>
+        <w:t>SCHUFA Holding AG</w:t>
+      </w:r>
+      <w:r>
+        <w:t xml:space="preserve">, </w:t>
+      </w:r>
+      <w:r>
+        <w:t xml:space="preserve">Michael </w:t>
+      </w:r>
+      <w:proofErr w:type="spellStart"/>
+      <w:r>
+        <w:t>Breuer</w:t>
+      </w:r>
+      <w:proofErr w:type="spellEnd"/>
+      <w:r>
+        <w:t xml:space="preserve"> – predseda, </w:t>
+      </w:r>
+      <w:proofErr w:type="spellStart"/>
+      <w:r>
+        <w:t>Rheinischer</w:t>
+      </w:r>
+      <w:proofErr w:type="spellEnd"/>
+      <w:r>
+        <w:t xml:space="preserve"> </w:t>
+      </w:r>
+      <w:proofErr w:type="spellStart"/>
+      <w:r>
+        <w:rPr>
+          <w:b/>
+          <w:bCs/>
+          <w:color w:val="EE0000"/>
+        </w:rPr>
         <w:t>Sparkassen</w:t>
       </w:r>
       <w:proofErr w:type="spellEnd"/>
@@ -350,7 +385,24 @@
         <w:t xml:space="preserve"> </w:t>
       </w:r>
       <w:r>
-        <w:t xml:space="preserve">Spolková vláda Nemecka je na tomto podvode priamo majetkovo zainteresovaná — vlastní približne 12 % akcií Commerzbank AG (druhý najväčší akcionár) a cez štátnu rozvojovú banku </w:t>
+        <w:t xml:space="preserve">Spolková vláda Nemecka je na tomto podvode priamo majetkovo zainteresovaná — vlastní približne 12 % akcií </w:t>
+      </w:r>
+      <w:r>
+        <w:rPr>
+          <w:b/>
+          <w:bCs/>
+          <w:color w:val="EE0000"/>
+        </w:rPr>
+        <w:t>Commerzbank AG</w:t>
+      </w:r>
+      <w:r>
+        <w:rPr>
+          <w:color w:val="EE0000"/>
+        </w:rPr>
+        <w:t xml:space="preserve"> </w:t>
+      </w:r>
+      <w:r>
+        <w:t xml:space="preserve">(druhý najväčší akcionár) a cez štátnu rozvojovú banku </w:t>
       </w:r>
       <w:proofErr w:type="spellStart"/>
       <w:r>
@@ -461,7 +513,19 @@
       </w:r>
       <w:proofErr w:type="spellEnd"/>
       <w:r>
-        <w:t xml:space="preserve"> podvod celoeurópskeho rozsahu rádovo v miliardách EUR s priamym zasahovaním do majetkový páv občanov Európskej únie.</w:t>
+        <w:t xml:space="preserve"> podvod celoeurópskeho rozsahu rádovo v miliardách EUR s priamym zasahovaním do majetkový</w:t>
+      </w:r>
+      <w:r>
+        <w:t>ch</w:t>
+      </w:r>
+      <w:r>
+        <w:t xml:space="preserve"> p</w:t>
+      </w:r>
+      <w:r>
+        <w:t>r</w:t>
+      </w:r>
+      <w:r>
+        <w:t>áv občanov Európskej únie.</w:t>
       </w:r>
     </w:p>
     <w:p>
@@ -1143,6 +1207,7 @@
   <w:style w:type="character" w:default="1" w:styleId="Predvolenpsmoodseku">
     <w:name w:val="Default Paragraph Font"/>
     <w:uiPriority w:val="1"/>
+    <w:semiHidden/>
     <w:unhideWhenUsed/>
   </w:style>
   <w:style w:type="table" w:default="1" w:styleId="Normlnatabuka">

--- a/Moje_Dokumenty/🦊 DEUTSCHE TELEKOM OKRÁDA OBČANOV EÚ.docx
+++ b/Moje_Dokumenty/🦊 DEUTSCHE TELEKOM OKRÁDA OBČANOV EÚ.docx
@@ -477,35 +477,24 @@
           <w:b/>
           <w:bCs/>
         </w:rPr>
-        <w:t>zlodeji</w:t>
-      </w:r>
-      <w:r>
-        <w:rPr>
-          <w:b/>
-          <w:bCs/>
-        </w:rPr>
-        <w:t xml:space="preserve"> a podvodníci</w:t>
-      </w:r>
-      <w:r>
-        <w:t xml:space="preserve">, ktorí spoliehajú na to, že sa </w:t>
-      </w:r>
-      <w:r>
-        <w:t xml:space="preserve">im </w:t>
-      </w:r>
-      <w:r>
-        <w:t>nikto neodváži postaviť</w:t>
-      </w:r>
-      <w:r>
-        <w:t xml:space="preserve"> </w:t>
-      </w:r>
-      <w:r>
-        <w:t>na odpor</w:t>
-      </w:r>
-      <w:r>
-        <w:t>. Ja som sa odvážil. Súdim sa s nimi sám, bez advokáta.</w:t>
-      </w:r>
-      <w:r>
-        <w:t xml:space="preserve"> Ide o </w:t>
+        <w:t>zlodeji a podvodníci</w:t>
+      </w:r>
+      <w:r>
+        <w:t xml:space="preserve">, ktorí </w:t>
+      </w:r>
+      <w:r>
+        <w:t xml:space="preserve">sa </w:t>
+      </w:r>
+      <w:r>
+        <w:t>spoliehajú na to, že sa im</w:t>
+      </w:r>
+      <w:r>
+        <w:br/>
+        <w:t>nikto neodváži postaviť na odpor. Ja som sa odvážil. Súdim sa s nimi sám, bez</w:t>
+      </w:r>
+      <w:r>
+        <w:br/>
+        <w:t xml:space="preserve">advokáta. Ide o </w:t>
       </w:r>
       <w:proofErr w:type="spellStart"/>
       <w:r>
@@ -513,19 +502,35 @@
       </w:r>
       <w:proofErr w:type="spellEnd"/>
       <w:r>
-        <w:t xml:space="preserve"> podvod celoeurópskeho rozsahu rádovo v miliardách EUR s priamym zasahovaním do majetkový</w:t>
-      </w:r>
-      <w:r>
-        <w:t>ch</w:t>
-      </w:r>
-      <w:r>
-        <w:t xml:space="preserve"> p</w:t>
-      </w:r>
-      <w:r>
-        <w:t>r</w:t>
-      </w:r>
-      <w:r>
-        <w:t>áv občanov Európskej únie.</w:t>
+        <w:t xml:space="preserve"> podvod celoeurópskeho rozsahu rádovo v miliardách</w:t>
+      </w:r>
+      <w:r>
+        <w:br/>
+        <w:t>eur s</w:t>
+      </w:r>
+      <w:r>
+        <w:t> </w:t>
+      </w:r>
+      <w:r>
+        <w:t>priamym</w:t>
+      </w:r>
+      <w:r>
+        <w:t xml:space="preserve"> poškodzovaním Finančných záujmov Európskej únie a</w:t>
+      </w:r>
+      <w:r>
+        <w:t xml:space="preserve"> zasahovaním do majetkových práv občanov </w:t>
+      </w:r>
+      <w:r>
+        <w:t xml:space="preserve">Nemecka, Slovenska a </w:t>
+      </w:r>
+      <w:r>
+        <w:t>E</w:t>
+      </w:r>
+      <w:r>
+        <w:t>Ú</w:t>
+      </w:r>
+      <w:r>
+        <w:t>.</w:t>
       </w:r>
     </w:p>
     <w:p>
@@ -594,6 +599,87 @@
       </w:r>
     </w:p>
     <w:p/>
+    <w:p/>
+    <w:p>
+      <w:r>
+        <w:t xml:space="preserve">Volám to pravým menom: </w:t>
+      </w:r>
+      <w:r>
+        <w:rPr>
+          <w:b/>
+          <w:bCs/>
+        </w:rPr>
+        <w:t>zlodeji a podvodníci</w:t>
+      </w:r>
+      <w:r>
+        <w:t xml:space="preserve">, ktorí </w:t>
+      </w:r>
+      <w:r>
+        <w:t xml:space="preserve">sa </w:t>
+      </w:r>
+      <w:r>
+        <w:t>spoliehajú na to, že sa im</w:t>
+      </w:r>
+      <w:r>
+        <w:br/>
+        <w:t>nikto neodváži postaviť na odpor. Ja som sa odvážil. Súdim sa s nimi sám, bez</w:t>
+      </w:r>
+      <w:r>
+        <w:br/>
+        <w:t xml:space="preserve">advokáta. Ide o </w:t>
+      </w:r>
+      <w:proofErr w:type="spellStart"/>
+      <w:r>
+        <w:t>KARTEL</w:t>
+      </w:r>
+      <w:r>
+        <w:t>ový</w:t>
+      </w:r>
+      <w:proofErr w:type="spellEnd"/>
+      <w:r>
+        <w:t xml:space="preserve"> podvod celoeurópskeho rozsahu rádovo v miliardách</w:t>
+      </w:r>
+      <w:r>
+        <w:br/>
+        <w:t>eur s</w:t>
+      </w:r>
+      <w:r>
+        <w:t> </w:t>
+      </w:r>
+      <w:r>
+        <w:t>priamym</w:t>
+      </w:r>
+      <w:r>
+        <w:t xml:space="preserve"> poškodzovaním </w:t>
+      </w:r>
+      <w:r>
+        <w:t>Finančných záujmov Európskej únie a</w:t>
+      </w:r>
+      <w:r>
+        <w:t xml:space="preserve"> zasahovaním do majetkových práv občanov </w:t>
+      </w:r>
+      <w:r>
+        <w:t>Nemecka</w:t>
+      </w:r>
+      <w:r>
+        <w:t>, Slovenska</w:t>
+      </w:r>
+      <w:r>
+        <w:t xml:space="preserve"> a</w:t>
+      </w:r>
+      <w:r>
+        <w:t xml:space="preserve"> </w:t>
+      </w:r>
+      <w:r>
+        <w:t>E</w:t>
+      </w:r>
+      <w:r>
+        <w:t>Ú</w:t>
+      </w:r>
+      <w:r>
+        <w:t>.</w:t>
+      </w:r>
+    </w:p>
     <w:sectPr>
       <w:pgSz w:w="11906" w:h="16838"/>
       <w:pgMar w:top="1417" w:right="1417" w:bottom="1417" w:left="1417" w:header="708" w:footer="708" w:gutter="0"/>
@@ -1004,6 +1090,7 @@
   <w:style w:type="paragraph" w:default="1" w:styleId="Normlny">
     <w:name w:val="Normal"/>
     <w:qFormat/>
+    <w:rsid w:val="00C07F92"/>
   </w:style>
   <w:style w:type="paragraph" w:styleId="Nadpis1">
     <w:name w:val="heading 1"/>
@@ -1207,7 +1294,6 @@
   <w:style w:type="character" w:default="1" w:styleId="Predvolenpsmoodseku">
     <w:name w:val="Default Paragraph Font"/>
     <w:uiPriority w:val="1"/>
-    <w:semiHidden/>
     <w:unhideWhenUsed/>
   </w:style>
   <w:style w:type="table" w:default="1" w:styleId="Normlnatabuka">
